--- a/outputs/q3/第三问建模与求解过程.docx
+++ b/outputs/q3/第三问建模与求解过程.docx
@@ -31,7 +31,7 @@
         <w:rPr>
           <w:b w:val="0"/>
         </w:rPr>
-        <w:t>四时点主方案在2025年2月1日至12月31日自然日窗口内，总费用为14395252.02211192元。相对仅使用00:00预报的第三问对照，费用下降125025.82453696057元。加入18:00更新并未进一步降低本次全年费用，不能将预报次数越多视为必然更优。</w:t>
+        <w:t>主方案使用00:00、06:00、12:00预报，在2025年2月1日至12月31日自然日窗口内，总费用为14392992.807341274元。相对仅使用00:00预报的第三问对照，费用下降127285.03930760734元。加入18:00更新并未进一步降低本次全年费用，不能将预报次数越多视为必然更优。</w:t>
       </w:r>
     </w:p>
     <w:p>
@@ -429,7 +429,7 @@
                 <w:b w:val="0"/>
                 <w:sz w:val="20"/>
               </w:rPr>
-              <w:t>18:00</w:t>
+              <w:t>18:00 对照</w:t>
             </w:r>
           </w:p>
         </w:tc>
@@ -497,7 +497,7 @@
         <w:rPr>
           <w:b w:val="0"/>
         </w:rPr>
-        <w:t>每次重算全部剩余时段，而非只重算接下来的6小时。此前已执行及当前整点到下一10分钟的动作被冻结。下一轮以当前有效方案继续递推，因此既不会回滚已执行动作，也无需在6小时边界强制回到原SOC。</w:t>
+        <w:t>主方案只在06:00和12:00允许调整；18:00仅在对照实验启用。每次重算全部剩余时段，而非只重算接下来的6小时。此前已执行及当前整点到下一10分钟的动作被冻结。下一轮以当前有效方案继续递推，因此既不会回滚已执行动作，也无需在6小时边界强制回到原SOC。</w:t>
       </w:r>
     </w:p>
     <w:p>
@@ -2342,7 +2342,7 @@
         <w:rPr>
           <w:b w:val="0"/>
         </w:rPr>
-        <w:t>在18:00更新后，次日00:00—00:10也保持锁定；次日零点报告前143段执行后的电量，次日新优化使用再执行末段后的00:10电量。实际源荷只用于事后紧急购电和剩余量结算，不用于提前挑选当天动作。</w:t>
+        <w:t>主方案在12:00最后一次更新后，次日00:00—00:10也保持锁定；次日零点报告前143段执行后的电量，次日新优化使用再执行末段后的00:10电量。实际源荷只用于事后紧急购电和剩余量结算，不用于提前挑选当天动作。</w:t>
       </w:r>
     </w:p>
     <w:p>
@@ -2495,7 +2495,7 @@
                 <w:b w:val="0"/>
                 <w:sz w:val="20"/>
               </w:rPr>
-              <w:t>13711090.44426751</w:t>
+              <w:t>13710838.528487165</w:t>
             </w:r>
           </w:p>
         </w:tc>
@@ -2552,7 +2552,7 @@
                 <w:b w:val="0"/>
                 <w:sz w:val="20"/>
               </w:rPr>
-              <w:t>12801.820817033848</w:t>
+              <w:t>10397.564666824757</w:t>
             </w:r>
           </w:p>
         </w:tc>
@@ -2609,7 +2609,7 @@
                 <w:b w:val="0"/>
                 <w:sz w:val="20"/>
               </w:rPr>
-              <w:t>671359.7570273781</w:t>
+              <w:t>671756.7141872852</w:t>
             </w:r>
           </w:p>
         </w:tc>
@@ -2666,7 +2666,7 @@
                 <w:b w:val="0"/>
                 <w:sz w:val="20"/>
               </w:rPr>
-              <w:t>14395252.02211192</w:t>
+              <w:t>14392992.807341274</w:t>
             </w:r>
           </w:p>
         </w:tc>
@@ -2723,7 +2723,7 @@
                 <w:b w:val="0"/>
                 <w:sz w:val="20"/>
               </w:rPr>
-              <w:t>177277.16851464094</w:t>
+              <w:t>177358.41029724246</w:t>
             </w:r>
           </w:p>
         </w:tc>
@@ -2951,7 +2951,121 @@
                 <w:b w:val="0"/>
                 <w:sz w:val="20"/>
               </w:rPr>
-              <w:t>00:00及06:00及12:00</w:t>
+              <w:t>00:00及12:00</w:t>
+            </w:r>
+          </w:p>
+        </w:tc>
+        <w:tc>
+          <w:tcPr>
+            <w:tcW w:type="dxa" w:w="5616"/>
+            <w:vAlign w:val="center"/>
+            <w:shd w:fill="FFFFFF"/>
+            <w:tcMar>
+              <w:top w:w="85" w:type="dxa"/>
+              <w:left w:w="85" w:type="dxa"/>
+              <w:bottom w:w="85" w:type="dxa"/>
+              <w:right w:w="85" w:type="dxa"/>
+            </w:tcMar>
+          </w:tcPr>
+          <w:p>
+            <w:pPr>
+              <w:spacing w:after="40" w:line="252" w:lineRule="auto"/>
+              <w:ind w:firstLine="0"/>
+            </w:pPr>
+            <w:r>
+              <w:rPr>
+                <w:b w:val="0"/>
+                <w:sz w:val="20"/>
+              </w:rPr>
+              <w:t>14466294.30059633</w:t>
+            </w:r>
+          </w:p>
+        </w:tc>
+      </w:tr>
+      <w:tr>
+        <w:trPr>
+          <w:cantSplit/>
+        </w:trPr>
+        <w:tc>
+          <w:tcPr>
+            <w:tcW w:type="dxa" w:w="3888"/>
+            <w:vAlign w:val="center"/>
+            <w:shd w:fill="FFFFFF"/>
+            <w:tcMar>
+              <w:top w:w="85" w:type="dxa"/>
+              <w:left w:w="85" w:type="dxa"/>
+              <w:bottom w:w="85" w:type="dxa"/>
+              <w:right w:w="85" w:type="dxa"/>
+            </w:tcMar>
+          </w:tcPr>
+          <w:p>
+            <w:pPr>
+              <w:spacing w:after="40" w:line="252" w:lineRule="auto"/>
+              <w:ind w:firstLine="0"/>
+            </w:pPr>
+            <w:r>
+              <w:rPr>
+                <w:b w:val="0"/>
+                <w:sz w:val="20"/>
+              </w:rPr>
+              <w:t>00:00及18:00</w:t>
+            </w:r>
+          </w:p>
+        </w:tc>
+        <w:tc>
+          <w:tcPr>
+            <w:tcW w:type="dxa" w:w="5616"/>
+            <w:vAlign w:val="center"/>
+            <w:shd w:fill="FFFFFF"/>
+            <w:tcMar>
+              <w:top w:w="85" w:type="dxa"/>
+              <w:left w:w="85" w:type="dxa"/>
+              <w:bottom w:w="85" w:type="dxa"/>
+              <w:right w:w="85" w:type="dxa"/>
+            </w:tcMar>
+          </w:tcPr>
+          <w:p>
+            <w:pPr>
+              <w:spacing w:after="40" w:line="252" w:lineRule="auto"/>
+              <w:ind w:firstLine="0"/>
+            </w:pPr>
+            <w:r>
+              <w:rPr>
+                <w:b w:val="0"/>
+                <w:sz w:val="20"/>
+              </w:rPr>
+              <w:t>14527668.504014263</w:t>
+            </w:r>
+          </w:p>
+        </w:tc>
+      </w:tr>
+      <w:tr>
+        <w:trPr>
+          <w:cantSplit/>
+        </w:trPr>
+        <w:tc>
+          <w:tcPr>
+            <w:tcW w:type="dxa" w:w="3888"/>
+            <w:vAlign w:val="center"/>
+            <w:shd w:fill="FFFFFF"/>
+            <w:tcMar>
+              <w:top w:w="85" w:type="dxa"/>
+              <w:left w:w="85" w:type="dxa"/>
+              <w:bottom w:w="85" w:type="dxa"/>
+              <w:right w:w="85" w:type="dxa"/>
+            </w:tcMar>
+          </w:tcPr>
+          <w:p>
+            <w:pPr>
+              <w:spacing w:after="40" w:line="252" w:lineRule="auto"/>
+              <w:ind w:firstLine="0"/>
+            </w:pPr>
+            <w:r>
+              <w:rPr>
+                <w:b w:val="0"/>
+                <w:sz w:val="20"/>
+              </w:rPr>
+              <w:t>00:00及06:00及12:00 主方案</w:t>
             </w:r>
           </w:p>
         </w:tc>
@@ -2978,6 +3092,120 @@
                 <w:sz w:val="20"/>
               </w:rPr>
               <w:t>14392992.807341274</w:t>
+            </w:r>
+          </w:p>
+        </w:tc>
+      </w:tr>
+      <w:tr>
+        <w:trPr>
+          <w:cantSplit/>
+        </w:trPr>
+        <w:tc>
+          <w:tcPr>
+            <w:tcW w:type="dxa" w:w="3888"/>
+            <w:vAlign w:val="center"/>
+            <w:shd w:fill="FFFFFF"/>
+            <w:tcMar>
+              <w:top w:w="85" w:type="dxa"/>
+              <w:left w:w="85" w:type="dxa"/>
+              <w:bottom w:w="85" w:type="dxa"/>
+              <w:right w:w="85" w:type="dxa"/>
+            </w:tcMar>
+          </w:tcPr>
+          <w:p>
+            <w:pPr>
+              <w:spacing w:after="40" w:line="252" w:lineRule="auto"/>
+              <w:ind w:firstLine="0"/>
+            </w:pPr>
+            <w:r>
+              <w:rPr>
+                <w:b w:val="0"/>
+                <w:sz w:val="20"/>
+              </w:rPr>
+              <w:t>00:00及06:00及18:00</w:t>
+            </w:r>
+          </w:p>
+        </w:tc>
+        <w:tc>
+          <w:tcPr>
+            <w:tcW w:type="dxa" w:w="5616"/>
+            <w:vAlign w:val="center"/>
+            <w:shd w:fill="FFFFFF"/>
+            <w:tcMar>
+              <w:top w:w="85" w:type="dxa"/>
+              <w:left w:w="85" w:type="dxa"/>
+              <w:bottom w:w="85" w:type="dxa"/>
+              <w:right w:w="85" w:type="dxa"/>
+            </w:tcMar>
+          </w:tcPr>
+          <w:p>
+            <w:pPr>
+              <w:spacing w:after="40" w:line="252" w:lineRule="auto"/>
+              <w:ind w:firstLine="0"/>
+            </w:pPr>
+            <w:r>
+              <w:rPr>
+                <w:b w:val="0"/>
+                <w:sz w:val="20"/>
+              </w:rPr>
+              <w:t>14481561.239654867</w:t>
+            </w:r>
+          </w:p>
+        </w:tc>
+      </w:tr>
+      <w:tr>
+        <w:trPr>
+          <w:cantSplit/>
+        </w:trPr>
+        <w:tc>
+          <w:tcPr>
+            <w:tcW w:type="dxa" w:w="3888"/>
+            <w:vAlign w:val="center"/>
+            <w:shd w:fill="FFFFFF"/>
+            <w:tcMar>
+              <w:top w:w="85" w:type="dxa"/>
+              <w:left w:w="85" w:type="dxa"/>
+              <w:bottom w:w="85" w:type="dxa"/>
+              <w:right w:w="85" w:type="dxa"/>
+            </w:tcMar>
+          </w:tcPr>
+          <w:p>
+            <w:pPr>
+              <w:spacing w:after="40" w:line="252" w:lineRule="auto"/>
+              <w:ind w:firstLine="0"/>
+            </w:pPr>
+            <w:r>
+              <w:rPr>
+                <w:b w:val="0"/>
+                <w:sz w:val="20"/>
+              </w:rPr>
+              <w:t>00:00及12:00及18:00</w:t>
+            </w:r>
+          </w:p>
+        </w:tc>
+        <w:tc>
+          <w:tcPr>
+            <w:tcW w:type="dxa" w:w="5616"/>
+            <w:vAlign w:val="center"/>
+            <w:shd w:fill="FFFFFF"/>
+            <w:tcMar>
+              <w:top w:w="85" w:type="dxa"/>
+              <w:left w:w="85" w:type="dxa"/>
+              <w:bottom w:w="85" w:type="dxa"/>
+              <w:right w:w="85" w:type="dxa"/>
+            </w:tcMar>
+          </w:tcPr>
+          <w:p>
+            <w:pPr>
+              <w:spacing w:after="40" w:line="252" w:lineRule="auto"/>
+              <w:ind w:firstLine="0"/>
+            </w:pPr>
+            <w:r>
+              <w:rPr>
+                <w:b w:val="0"/>
+                <w:sz w:val="20"/>
+              </w:rPr>
+              <w:t>14469070.46908007</w:t>
             </w:r>
           </w:p>
         </w:tc>
@@ -3050,7 +3278,7 @@
         <w:rPr>
           <w:b w:val="0"/>
         </w:rPr>
-        <w:t>四时点方案相对只用00:00节省125025.82453696057元，约0.8610%。在已加入06:00和12:00的基础上再加入18:00，总费用增加2259.214770646766元。本次18:00更新没有体现进一步省钱的价值，但这一结果是样本期回测结论，不能当作未来所有日期的保证。</w:t>
+        <w:t>主方案相对只用00:00节省127285.03930760734元。在已加入06:00和12:00的基础上再加入18:00，总费用增加2259.214770646766元。本次18:00更新没有体现进一步省钱的价值，但这一结果是样本期回测结论，不能当作未来所有日期的保证。</w:t>
       </w:r>
     </w:p>
     <w:p>
@@ -3058,7 +3286,7 @@
         <w:rPr>
           <w:b w:val="0"/>
         </w:rPr>
-        <w:t>18:00主方案触发325次调整，06:00和12:00均触发334次。触发次数反映当时预计收益超过阈值，不等于实际收益次数。预测分布与真实值有偏差，跨日储电量也会影响后续成本，因此预期改善不保证事后费用下降。</w:t>
+        <w:t>主方案06:00和12:00均触发334次调整，18:00不调整。四时点对照在18:00触发325次调整。触发次数反映当时预计收益超过阈值，不等于实际收益次数。预测分布与真实值有偏差，跨日储电量也会影响后续成本，因此预期改善不保证事后费用下降。</w:t>
       </w:r>
     </w:p>
     <w:p>
@@ -3066,7 +3294,7 @@
         <w:rPr>
           <w:b w:val="0"/>
         </w:rPr>
-        <w:t>当前result3保存事先定义的四时点主方案；00:00加06:00加12:00方案作为本次更经济的对照保留，未依据全年已知结果偷偷替换主方案。四种组合并未穷尽全部8种更新子集。</w:t>
+        <w:t>已枚举全部8种时点组合，经比较后采用00:00、06:00、12:00方案填写result3。分别从四时点删除06:00、12:00使费用增加73818.4469681494元、86309.21754294634元；删除18:00节省2259.214770646766元。该选择基于样本内回测，不是独立样本最优保证。</w:t>
       </w:r>
     </w:p>
     <w:p>
@@ -3090,7 +3318,7 @@
       <w:r>
         <w:drawing>
           <wp:inline xmlns:a="http://schemas.openxmlformats.org/drawingml/2006/main" xmlns:pic="http://schemas.openxmlformats.org/drawingml/2006/picture">
-            <wp:extent cx="5943600" cy="3343275"/>
+            <wp:extent cx="5303520" cy="2983230"/>
             <wp:docPr id="1" name="Picture 1"/>
             <wp:cNvGraphicFramePr>
               <a:graphicFrameLocks noChangeAspect="1"/>
@@ -3111,7 +3339,7 @@
                   <pic:spPr>
                     <a:xfrm>
                       <a:off x="0" y="0"/>
-                      <a:ext cx="5943600" cy="3343275"/>
+                      <a:ext cx="5303520" cy="2983230"/>
                     </a:xfrm>
                     <a:prstGeom prst="rect"/>
                   </pic:spPr>
@@ -3251,7 +3479,7 @@
                 <w:b w:val="0"/>
                 <w:sz w:val="20"/>
               </w:rPr>
-              <w:t>14398886.546155863</w:t>
+              <w:t>14396670.69139012</w:t>
             </w:r>
           </w:p>
         </w:tc>
@@ -3308,7 +3536,7 @@
                 <w:b w:val="0"/>
                 <w:sz w:val="20"/>
               </w:rPr>
-              <w:t>14396077.174064394</w:t>
+              <w:t>14393771.867196474</w:t>
             </w:r>
           </w:p>
         </w:tc>
@@ -3365,7 +3593,7 @@
                 <w:b w:val="0"/>
                 <w:sz w:val="20"/>
               </w:rPr>
-              <w:t>14395267.963045562</w:t>
+              <w:t>14392992.807341274</w:t>
             </w:r>
           </w:p>
         </w:tc>
@@ -3422,7 +3650,7 @@
                 <w:b w:val="0"/>
                 <w:sz w:val="20"/>
               </w:rPr>
-              <w:t>14395523.115001075</w:t>
+              <w:t>14393245.130941007</w:t>
             </w:r>
           </w:p>
         </w:tc>
@@ -3479,7 +3707,7 @@
                 <w:b w:val="0"/>
                 <w:sz w:val="20"/>
               </w:rPr>
-              <w:t>14448478.051924346</w:t>
+              <w:t>14445810.220700353</w:t>
             </w:r>
           </w:p>
         </w:tc>
@@ -3495,7 +3723,7 @@
         <w:rPr>
           <w:b w:val="0"/>
         </w:rPr>
-        <w:t>上述窗口和阈值试验均使用四个发布时间，且每组独立运行全年。主参数28日、0.1%在运行前确定；报告如实呈现其他参数结果，不把完整回测期同时作为参数选择后的独立测试集。</w:t>
+        <w:t>上述窗口和阈值试验均使用主方案的00:00、06:00、12:00，且每组独立运行全年。主参数28日、0.1%在运行前确定；报告如实呈现其他参数结果，不把完整回测期同时作为参数选择后的独立测试集。</w:t>
       </w:r>
     </w:p>
     <w:p>
@@ -3503,7 +3731,7 @@
         <w:rPr>
           <w:b w:val="0"/>
         </w:rPr>
-        <w:t>不退费口径总费用为14448478.051924346元，说明退费解释确实影响结论；它的紧急购电量更低，但不能据此说整体经济性更好。应同时比较完整现金费用和供电风险。</w:t>
+        <w:t>不退费口径总费用为14445810.220700353元，紧急购电量为165995.39097355868 kWh。退费假设应结合总费用与紧急购电量评价。旧四时点敏感性结果单独归档。</w:t>
       </w:r>
     </w:p>
     <w:p>
@@ -3520,6 +3748,14 @@
       </w:r>
     </w:p>
     <w:p>
+      <w:r>
+        <w:rPr>
+          <w:b w:val="0"/>
+        </w:rPr>
+        <w:t>下图与来源计数覆盖四个可用发布时间，用于信息价值分析；主方案不执行18:00更新。</w:t>
+      </w:r>
+    </w:p>
+    <w:p>
       <w:pPr>
         <w:ind w:firstLine="0"/>
         <w:jc w:val="center"/>
@@ -3527,7 +3763,7 @@
       <w:r>
         <w:drawing>
           <wp:inline xmlns:a="http://schemas.openxmlformats.org/drawingml/2006/main" xmlns:pic="http://schemas.openxmlformats.org/drawingml/2006/picture">
-            <wp:extent cx="5897880" cy="3317558"/>
+            <wp:extent cx="5486400" cy="3086100"/>
             <wp:docPr id="2" name="Picture 2"/>
             <wp:cNvGraphicFramePr>
               <a:graphicFrameLocks noChangeAspect="1"/>
@@ -3548,7 +3784,7 @@
                   <pic:spPr>
                     <a:xfrm>
                       <a:off x="0" y="0"/>
-                      <a:ext cx="5897880" cy="3317558"/>
+                      <a:ext cx="5486400" cy="3086100"/>
                     </a:xfrm>
                     <a:prstGeom prst="rect"/>
                   </pic:spPr>
@@ -4145,7 +4381,7 @@
         <w:rPr>
           <w:b w:val="0"/>
         </w:rPr>
-        <w:t>充放电页按自然日六个4小时区间保存最终动作，零点及24:00电量取正确边界。紧急购电页按自然日合并连续正缺口区间，无紧急购电日期不另列零记录。共334个计划日、2004行充放电汇总和3206段紧急购电记录。</w:t>
+        <w:t>充放电页按自然日六个4小时区间保存最终动作，零点及24:00电量取正确边界。紧急购电页按自然日合并连续正缺口区间，无紧急购电日期不另列零记录。共334个计划日、2004行充放电汇总和3227段紧急购电记录。</w:t>
       </w:r>
     </w:p>
     <w:p>
@@ -4153,7 +4389,7 @@
         <w:rPr>
           <w:b w:val="0"/>
         </w:rPr>
-        <w:t>计划表行合计覆盖2月1日00:10至次年1月1日00:10；自然日统计覆盖2月1日00:00至次年1月1日00:00。两者窗口不同，不混加。主方案计划窗口总费用为14395421.07897714元。</w:t>
+        <w:t>计划表行合计覆盖2月1日00:10至次年1月1日00:10；自然日统计覆盖2月1日00:00至次年1月1日00:00。两者窗口不同，不混加。主方案计划窗口总费用为14393161.864206493元。</w:t>
       </w:r>
     </w:p>
     <w:p>
@@ -4469,7 +4705,7 @@
                 <w:b w:val="0"/>
                 <w:sz w:val="20"/>
               </w:rPr>
-              <w:t>1.3216094885137863e-12</w:t>
+              <w:t>2.4442670110147446e-12</w:t>
             </w:r>
           </w:p>
         </w:tc>
@@ -4672,7 +4908,7 @@
         <w:rPr>
           <w:b w:val="0"/>
         </w:rPr>
-        <w:t>outputs/q3/main保存主方案逐时执行表execution.csv、计划与最终动作数组schedules.npz、自然日报告数组natural.npz以及每次调整的keep/adjust比较adjustment_events.csv。outputs/q3/comparison.json保存九组试验汇总。forecast_selection_w28.csv记录每天各时点的权重、来源与历史评分。</w:t>
+        <w:t>outputs/q3/main保存主方案逐时执行表execution.csv、计划与最终动作数组schedules.npz、自然日报告数组natural.npz以及每次调整的keep/adjust比较adjustment_events.csv。outputs/q3/comparison.json保存主方案、全部时点组合与敏感性试验汇总。forecast_selection_w28.csv记录每天各时点的权重、来源与历史评分。</w:t>
       </w:r>
     </w:p>
     <w:p>
@@ -4704,7 +4940,7 @@
         <w:rPr>
           <w:b w:val="0"/>
         </w:rPr>
-        <w:t>第三问相对第二问总费用下降320038.62830308266元，同时改变了零点光伏输入和日内更新机制，不能将全部差额归因于日内预报。单独评价日内更新，应采用第三问仅00:00方案作为对照。</w:t>
+        <w:t>第三问相对第二问总费用下降322297.8430737294元，同时改变了零点光伏输入和日内更新机制，不能将全部差额归因于日内预报。单独评价日内更新，应采用第三问仅00:00方案作为对照。</w:t>
       </w:r>
     </w:p>
     <w:sectPr>
